--- a/docs/Модели_приложения.docx
+++ b/docs/Модели_приложения.docx
@@ -1658,7 +1658,7 @@
           <w:noProof/>
         </w:rPr>
         <w:drawing>
-          <wp:inline distT="0" distB="0" distL="0" distR="0" wp14:anchorId="65FBA452" wp14:editId="01DBC5A5">
+          <wp:inline distT="0" distB="0" distL="0" distR="0" wp14:anchorId="241D9B9C" wp14:editId="1EE76AF1">
             <wp:extent cx="5544000" cy="3305077"/>
             <wp:effectExtent l="0" t="0" r="0" b="0"/>
             <wp:docPr id="1" name="Picture 1"/>
@@ -3108,7 +3108,7 @@
         </w:rPr>
         <w:lastRenderedPageBreak/>
         <w:drawing>
-          <wp:inline distT="0" distB="0" distL="0" distR="0" wp14:anchorId="6739F4F9" wp14:editId="3577F0D7">
+          <wp:inline distT="0" distB="0" distL="0" distR="0" wp14:anchorId="2EFE6D07" wp14:editId="71A97856">
             <wp:extent cx="5616000" cy="3780000"/>
             <wp:effectExtent l="0" t="0" r="0" b="0"/>
             <wp:docPr id="2" name="Picture 2"/>
@@ -22158,7 +22158,7 @@
                 <w:sz w:val="20"/>
                 <w:szCs w:val="20"/>
               </w:rPr>
-              <w:t>portal/models.py</w:t>
+              <w:t>*/models.py</w:t>
             </w:r>
           </w:p>
         </w:tc>
@@ -22178,7 +22178,7 @@
                 <w:sz w:val="20"/>
                 <w:szCs w:val="20"/>
               </w:rPr>
-              <w:t>1857</w:t>
+              <w:t>2043</w:t>
             </w:r>
           </w:p>
         </w:tc>
@@ -22203,7 +22203,7 @@
                 <w:sz w:val="20"/>
                 <w:szCs w:val="20"/>
               </w:rPr>
-              <w:t>portal/admin.py</w:t>
+              <w:t>*/admin.py</w:t>
             </w:r>
           </w:p>
         </w:tc>
@@ -22223,7 +22223,7 @@
                 <w:sz w:val="20"/>
                 <w:szCs w:val="20"/>
               </w:rPr>
-              <w:t>361</w:t>
+              <w:t>472</w:t>
             </w:r>
           </w:p>
         </w:tc>
@@ -22248,7 +22248,7 @@
                 <w:sz w:val="20"/>
                 <w:szCs w:val="20"/>
               </w:rPr>
-              <w:t>portal/management/commands/seed_demo.py</w:t>
+              <w:t>core/management/commands/seed_demo.py</w:t>
             </w:r>
           </w:p>
         </w:tc>
@@ -22268,7 +22268,7 @@
                 <w:sz w:val="20"/>
                 <w:szCs w:val="20"/>
               </w:rPr>
-              <w:t>422</w:t>
+              <w:t>440</w:t>
             </w:r>
           </w:p>
         </w:tc>
@@ -22293,7 +22293,7 @@
                 <w:sz w:val="20"/>
                 <w:szCs w:val="20"/>
               </w:rPr>
-              <w:t>portal/tests.py</w:t>
+              <w:t>core/tests/test_models.py</w:t>
             </w:r>
           </w:p>
         </w:tc>
@@ -22313,7 +22313,7 @@
                 <w:sz w:val="20"/>
                 <w:szCs w:val="20"/>
               </w:rPr>
-              <w:t>288</w:t>
+              <w:t>354</w:t>
             </w:r>
           </w:p>
         </w:tc>
@@ -22338,7 +22338,7 @@
                 <w:sz w:val="20"/>
                 <w:szCs w:val="20"/>
               </w:rPr>
-              <w:t>portal/migrations/0001_initial.py</w:t>
+              <w:t>*/migrations/0001_initial.py</w:t>
             </w:r>
           </w:p>
         </w:tc>
@@ -22358,7 +22358,7 @@
                 <w:sz w:val="20"/>
                 <w:szCs w:val="20"/>
               </w:rPr>
-              <w:t>1112</w:t>
+              <w:t>1318</w:t>
             </w:r>
           </w:p>
         </w:tc>
@@ -35353,31 +35353,31 @@
       </w:rPr>
     </w:lvl>
   </w:abstractNum>
-  <w:num w:numId="1" w16cid:durableId="1653216265">
+  <w:num w:numId="1" w16cid:durableId="726298084">
     <w:abstractNumId w:val="8"/>
   </w:num>
-  <w:num w:numId="2" w16cid:durableId="285552460">
+  <w:num w:numId="2" w16cid:durableId="1538590083">
     <w:abstractNumId w:val="6"/>
   </w:num>
-  <w:num w:numId="3" w16cid:durableId="1222669562">
+  <w:num w:numId="3" w16cid:durableId="1908874722">
     <w:abstractNumId w:val="5"/>
   </w:num>
-  <w:num w:numId="4" w16cid:durableId="200826529">
+  <w:num w:numId="4" w16cid:durableId="2036999392">
     <w:abstractNumId w:val="4"/>
   </w:num>
-  <w:num w:numId="5" w16cid:durableId="483200205">
+  <w:num w:numId="5" w16cid:durableId="480847926">
     <w:abstractNumId w:val="7"/>
   </w:num>
-  <w:num w:numId="6" w16cid:durableId="1690597535">
+  <w:num w:numId="6" w16cid:durableId="247156192">
     <w:abstractNumId w:val="3"/>
   </w:num>
-  <w:num w:numId="7" w16cid:durableId="848329061">
+  <w:num w:numId="7" w16cid:durableId="2028016077">
     <w:abstractNumId w:val="2"/>
   </w:num>
-  <w:num w:numId="8" w16cid:durableId="811022838">
+  <w:num w:numId="8" w16cid:durableId="1173686956">
     <w:abstractNumId w:val="1"/>
   </w:num>
-  <w:num w:numId="9" w16cid:durableId="242296103">
+  <w:num w:numId="9" w16cid:durableId="477040453">
     <w:abstractNumId w:val="0"/>
   </w:num>
 </w:numbering>
